--- a/RAPPORT_TP1_MCU2.docx
+++ b/RAPPORT_TP1_MCU2.docx
@@ -10700,7 +10700,7 @@
         <v:path o:extrusionok="f" gradientshapeok="t" o:connecttype="rect"/>
         <o:lock v:ext="edit" aspectratio="t"/>
       </v:shapetype>
-      <v:shape id="_x0000_i1217" type="#_x0000_t75" style="width:14.4pt;height:14.4pt" o:bullet="t">
+      <v:shape id="_x0000_i1218" type="#_x0000_t75" style="width:14.4pt;height:14.4pt" o:bullet="t">
         <v:imagedata r:id="rId1" o:title="msoEA91"/>
       </v:shape>
     </w:pict>
